--- a/Bìa.docx
+++ b/Bìa.docx
@@ -532,7 +532,7 @@
           <w:sz w:val="36"/>
           <w:szCs w:val="24"/>
         </w:rPr>
-        <w:t>3</w:t>
+        <w:t>5</w:t>
       </w:r>
     </w:p>
     <w:p>
@@ -600,6 +600,7 @@
                 <w:lang w:val="en-US"/>
               </w:rPr>
             </w:pPr>
+            <w:proofErr w:type="spellStart"/>
             <w:r>
               <w:rPr>
                 <w:rFonts w:cs="Times New Roman"/>
@@ -609,7 +610,43 @@
                 <w:szCs w:val="28"/>
                 <w:lang w:val="en-US"/>
               </w:rPr>
-              <w:t>Họ tên:</w:t>
+              <w:t>Họ</w:t>
+            </w:r>
+            <w:proofErr w:type="spellEnd"/>
+            <w:r>
+              <w:rPr>
+                <w:rFonts w:cs="Times New Roman"/>
+                <w:b/>
+                <w:bCs/>
+                <w:sz w:val="28"/>
+                <w:szCs w:val="28"/>
+                <w:lang w:val="en-US"/>
+              </w:rPr>
+              <w:t xml:space="preserve"> </w:t>
+            </w:r>
+            <w:proofErr w:type="spellStart"/>
+            <w:r>
+              <w:rPr>
+                <w:rFonts w:cs="Times New Roman"/>
+                <w:b/>
+                <w:bCs/>
+                <w:sz w:val="28"/>
+                <w:szCs w:val="28"/>
+                <w:lang w:val="en-US"/>
+              </w:rPr>
+              <w:t>tên</w:t>
+            </w:r>
+            <w:proofErr w:type="spellEnd"/>
+            <w:r>
+              <w:rPr>
+                <w:rFonts w:cs="Times New Roman"/>
+                <w:b/>
+                <w:bCs/>
+                <w:sz w:val="28"/>
+                <w:szCs w:val="28"/>
+                <w:lang w:val="en-US"/>
+              </w:rPr>
+              <w:t>:</w:t>
             </w:r>
           </w:p>
         </w:tc>
@@ -647,8 +684,19 @@
                 <w:szCs w:val="28"/>
                 <w:lang w:val="en-US"/>
               </w:rPr>
-              <w:t>Phan Văn Khôi</w:t>
+              <w:t xml:space="preserve">Phan Văn </w:t>
             </w:r>
+            <w:proofErr w:type="spellStart"/>
+            <w:r>
+              <w:rPr>
+                <w:rFonts w:cs="Times New Roman"/>
+                <w:sz w:val="28"/>
+                <w:szCs w:val="28"/>
+                <w:lang w:val="en-US"/>
+              </w:rPr>
+              <w:t>Khôi</w:t>
+            </w:r>
+            <w:proofErr w:type="spellEnd"/>
           </w:p>
         </w:tc>
         <w:tc>
@@ -691,6 +739,7 @@
                 <w:lang w:val="en-US"/>
               </w:rPr>
             </w:pPr>
+            <w:proofErr w:type="spellStart"/>
             <w:r>
               <w:rPr>
                 <w:rFonts w:cs="Times New Roman"/>
@@ -700,7 +749,67 @@
                 <w:szCs w:val="28"/>
                 <w:lang w:val="en-US"/>
               </w:rPr>
-              <w:t>Mã sinh viên:</w:t>
+              <w:t>Mã</w:t>
+            </w:r>
+            <w:proofErr w:type="spellEnd"/>
+            <w:r>
+              <w:rPr>
+                <w:rFonts w:cs="Times New Roman"/>
+                <w:b/>
+                <w:bCs/>
+                <w:sz w:val="28"/>
+                <w:szCs w:val="28"/>
+                <w:lang w:val="en-US"/>
+              </w:rPr>
+              <w:t xml:space="preserve"> </w:t>
+            </w:r>
+            <w:proofErr w:type="spellStart"/>
+            <w:r>
+              <w:rPr>
+                <w:rFonts w:cs="Times New Roman"/>
+                <w:b/>
+                <w:bCs/>
+                <w:sz w:val="28"/>
+                <w:szCs w:val="28"/>
+                <w:lang w:val="en-US"/>
+              </w:rPr>
+              <w:t>sinh</w:t>
+            </w:r>
+            <w:proofErr w:type="spellEnd"/>
+            <w:r>
+              <w:rPr>
+                <w:rFonts w:cs="Times New Roman"/>
+                <w:b/>
+                <w:bCs/>
+                <w:sz w:val="28"/>
+                <w:szCs w:val="28"/>
+                <w:lang w:val="en-US"/>
+              </w:rPr>
+              <w:t xml:space="preserve"> </w:t>
+            </w:r>
+            <w:proofErr w:type="spellStart"/>
+            <w:r>
+              <w:rPr>
+                <w:rFonts w:cs="Times New Roman"/>
+                <w:b/>
+                <w:bCs/>
+                <w:sz w:val="28"/>
+                <w:szCs w:val="28"/>
+                <w:lang w:val="en-US"/>
+              </w:rPr>
+              <w:t>viên</w:t>
+            </w:r>
+            <w:proofErr w:type="spellEnd"/>
+            <w:r>
+              <w:rPr>
+                <w:rFonts w:cs="Times New Roman"/>
+                <w:b/>
+                <w:bCs/>
+                <w:sz w:val="28"/>
+                <w:szCs w:val="28"/>
+                <w:lang w:val="en-US"/>
+              </w:rPr>
+              <w:t>:</w:t>
             </w:r>
           </w:p>
         </w:tc>
@@ -762,6 +871,7 @@
                 <w:lang w:val="en-US"/>
               </w:rPr>
             </w:pPr>
+            <w:proofErr w:type="spellStart"/>
             <w:r>
               <w:rPr>
                 <w:rFonts w:cs="Times New Roman"/>
@@ -771,7 +881,19 @@
                 <w:szCs w:val="28"/>
                 <w:lang w:val="en-US"/>
               </w:rPr>
-              <w:t>Lớp:</w:t>
+              <w:t>Lớp</w:t>
+            </w:r>
+            <w:proofErr w:type="spellEnd"/>
+            <w:r>
+              <w:rPr>
+                <w:rFonts w:cs="Times New Roman"/>
+                <w:b/>
+                <w:bCs/>
+                <w:sz w:val="28"/>
+                <w:szCs w:val="28"/>
+                <w:lang w:val="en-US"/>
+              </w:rPr>
+              <w:t>:</w:t>
             </w:r>
           </w:p>
         </w:tc>
@@ -824,6 +946,7 @@
                 <w:lang w:val="en-US"/>
               </w:rPr>
             </w:pPr>
+            <w:proofErr w:type="spellStart"/>
             <w:r>
               <w:rPr>
                 <w:rFonts w:cs="Times New Roman"/>
@@ -833,8 +956,33 @@
                 <w:szCs w:val="28"/>
                 <w:lang w:val="en-US"/>
               </w:rPr>
-              <w:t>Giảng viên</w:t>
+              <w:t>Giảng</w:t>
             </w:r>
+            <w:proofErr w:type="spellEnd"/>
+            <w:r>
+              <w:rPr>
+                <w:rFonts w:cs="Times New Roman"/>
+                <w:b/>
+                <w:bCs/>
+                <w:sz w:val="28"/>
+                <w:szCs w:val="28"/>
+                <w:lang w:val="en-US"/>
+              </w:rPr>
+              <w:t xml:space="preserve"> </w:t>
+            </w:r>
+            <w:proofErr w:type="spellStart"/>
+            <w:r>
+              <w:rPr>
+                <w:rFonts w:cs="Times New Roman"/>
+                <w:b/>
+                <w:bCs/>
+                <w:sz w:val="28"/>
+                <w:szCs w:val="28"/>
+                <w:lang w:val="en-US"/>
+              </w:rPr>
+              <w:t>viên</w:t>
+            </w:r>
+            <w:proofErr w:type="spellEnd"/>
           </w:p>
         </w:tc>
         <w:tc>
@@ -859,7 +1007,27 @@
                 <w:szCs w:val="28"/>
                 <w:lang w:val="en-US"/>
               </w:rPr>
-              <w:t>PGS. TS. Trần Đình Quế</w:t>
+              <w:t xml:space="preserve">PGS. TS. </w:t>
+            </w:r>
+            <w:proofErr w:type="spellStart"/>
+            <w:r>
+              <w:rPr>
+                <w:rFonts w:cs="Times New Roman"/>
+                <w:sz w:val="28"/>
+                <w:szCs w:val="28"/>
+                <w:lang w:val="en-US"/>
+              </w:rPr>
+              <w:t>Trần</w:t>
+            </w:r>
+            <w:proofErr w:type="spellEnd"/>
+            <w:r>
+              <w:rPr>
+                <w:rFonts w:cs="Times New Roman"/>
+                <w:sz w:val="28"/>
+                <w:szCs w:val="28"/>
+                <w:lang w:val="en-US"/>
+              </w:rPr>
+              <w:t xml:space="preserve"> Đình Quế</w:t>
             </w:r>
           </w:p>
         </w:tc>
@@ -974,7 +1142,31 @@
           <w:szCs w:val="32"/>
           <w:lang w:val="en-US"/>
         </w:rPr>
-        <w:t xml:space="preserve">Hà Nội </w:t>
+        <w:t xml:space="preserve">Hà </w:t>
+      </w:r>
+      <w:proofErr w:type="spellStart"/>
+      <w:r>
+        <w:rPr>
+          <w:rFonts w:cs="Times New Roman"/>
+          <w:b/>
+          <w:bCs/>
+          <w:sz w:val="32"/>
+          <w:szCs w:val="32"/>
+          <w:lang w:val="en-US"/>
+        </w:rPr>
+        <w:t>Nội</w:t>
+      </w:r>
+      <w:proofErr w:type="spellEnd"/>
+      <w:r>
+        <w:rPr>
+          <w:rFonts w:cs="Times New Roman"/>
+          <w:b/>
+          <w:bCs/>
+          <w:sz w:val="32"/>
+          <w:szCs w:val="32"/>
+          <w:lang w:val="en-US"/>
+        </w:rPr>
+        <w:t xml:space="preserve"> </w:t>
       </w:r>
       <w:r>
         <w:rPr>

--- a/Bìa.docx
+++ b/Bìa.docx
@@ -532,7 +532,7 @@
           <w:sz w:val="36"/>
           <w:szCs w:val="24"/>
         </w:rPr>
-        <w:t>5</w:t>
+        <w:t>6</w:t>
       </w:r>
     </w:p>
     <w:p>
@@ -600,7 +600,6 @@
                 <w:lang w:val="en-US"/>
               </w:rPr>
             </w:pPr>
-            <w:proofErr w:type="spellStart"/>
             <w:r>
               <w:rPr>
                 <w:rFonts w:cs="Times New Roman"/>
@@ -610,43 +609,7 @@
                 <w:szCs w:val="28"/>
                 <w:lang w:val="en-US"/>
               </w:rPr>
-              <w:t>Họ</w:t>
-            </w:r>
-            <w:proofErr w:type="spellEnd"/>
-            <w:r>
-              <w:rPr>
-                <w:rFonts w:cs="Times New Roman"/>
-                <w:b/>
-                <w:bCs/>
-                <w:sz w:val="28"/>
-                <w:szCs w:val="28"/>
-                <w:lang w:val="en-US"/>
-              </w:rPr>
-              <w:t xml:space="preserve"> </w:t>
-            </w:r>
-            <w:proofErr w:type="spellStart"/>
-            <w:r>
-              <w:rPr>
-                <w:rFonts w:cs="Times New Roman"/>
-                <w:b/>
-                <w:bCs/>
-                <w:sz w:val="28"/>
-                <w:szCs w:val="28"/>
-                <w:lang w:val="en-US"/>
-              </w:rPr>
-              <w:t>tên</w:t>
-            </w:r>
-            <w:proofErr w:type="spellEnd"/>
-            <w:r>
-              <w:rPr>
-                <w:rFonts w:cs="Times New Roman"/>
-                <w:b/>
-                <w:bCs/>
-                <w:sz w:val="28"/>
-                <w:szCs w:val="28"/>
-                <w:lang w:val="en-US"/>
-              </w:rPr>
-              <w:t>:</w:t>
+              <w:t>Họ tên:</w:t>
             </w:r>
           </w:p>
         </w:tc>
@@ -684,19 +647,8 @@
                 <w:szCs w:val="28"/>
                 <w:lang w:val="en-US"/>
               </w:rPr>
-              <w:t xml:space="preserve">Phan Văn </w:t>
+              <w:t>Phan Văn Khôi</w:t>
             </w:r>
-            <w:proofErr w:type="spellStart"/>
-            <w:r>
-              <w:rPr>
-                <w:rFonts w:cs="Times New Roman"/>
-                <w:sz w:val="28"/>
-                <w:szCs w:val="28"/>
-                <w:lang w:val="en-US"/>
-              </w:rPr>
-              <w:t>Khôi</w:t>
-            </w:r>
-            <w:proofErr w:type="spellEnd"/>
           </w:p>
         </w:tc>
         <w:tc>
@@ -739,7 +691,6 @@
                 <w:lang w:val="en-US"/>
               </w:rPr>
             </w:pPr>
-            <w:proofErr w:type="spellStart"/>
             <w:r>
               <w:rPr>
                 <w:rFonts w:cs="Times New Roman"/>
@@ -749,67 +700,7 @@
                 <w:szCs w:val="28"/>
                 <w:lang w:val="en-US"/>
               </w:rPr>
-              <w:t>Mã</w:t>
-            </w:r>
-            <w:proofErr w:type="spellEnd"/>
-            <w:r>
-              <w:rPr>
-                <w:rFonts w:cs="Times New Roman"/>
-                <w:b/>
-                <w:bCs/>
-                <w:sz w:val="28"/>
-                <w:szCs w:val="28"/>
-                <w:lang w:val="en-US"/>
-              </w:rPr>
-              <w:t xml:space="preserve"> </w:t>
-            </w:r>
-            <w:proofErr w:type="spellStart"/>
-            <w:r>
-              <w:rPr>
-                <w:rFonts w:cs="Times New Roman"/>
-                <w:b/>
-                <w:bCs/>
-                <w:sz w:val="28"/>
-                <w:szCs w:val="28"/>
-                <w:lang w:val="en-US"/>
-              </w:rPr>
-              <w:t>sinh</w:t>
-            </w:r>
-            <w:proofErr w:type="spellEnd"/>
-            <w:r>
-              <w:rPr>
-                <w:rFonts w:cs="Times New Roman"/>
-                <w:b/>
-                <w:bCs/>
-                <w:sz w:val="28"/>
-                <w:szCs w:val="28"/>
-                <w:lang w:val="en-US"/>
-              </w:rPr>
-              <w:t xml:space="preserve"> </w:t>
-            </w:r>
-            <w:proofErr w:type="spellStart"/>
-            <w:r>
-              <w:rPr>
-                <w:rFonts w:cs="Times New Roman"/>
-                <w:b/>
-                <w:bCs/>
-                <w:sz w:val="28"/>
-                <w:szCs w:val="28"/>
-                <w:lang w:val="en-US"/>
-              </w:rPr>
-              <w:t>viên</w:t>
-            </w:r>
-            <w:proofErr w:type="spellEnd"/>
-            <w:r>
-              <w:rPr>
-                <w:rFonts w:cs="Times New Roman"/>
-                <w:b/>
-                <w:bCs/>
-                <w:sz w:val="28"/>
-                <w:szCs w:val="28"/>
-                <w:lang w:val="en-US"/>
-              </w:rPr>
-              <w:t>:</w:t>
+              <w:t>Mã sinh viên:</w:t>
             </w:r>
           </w:p>
         </w:tc>
@@ -871,7 +762,6 @@
                 <w:lang w:val="en-US"/>
               </w:rPr>
             </w:pPr>
-            <w:proofErr w:type="spellStart"/>
             <w:r>
               <w:rPr>
                 <w:rFonts w:cs="Times New Roman"/>
@@ -881,19 +771,7 @@
                 <w:szCs w:val="28"/>
                 <w:lang w:val="en-US"/>
               </w:rPr>
-              <w:t>Lớp</w:t>
-            </w:r>
-            <w:proofErr w:type="spellEnd"/>
-            <w:r>
-              <w:rPr>
-                <w:rFonts w:cs="Times New Roman"/>
-                <w:b/>
-                <w:bCs/>
-                <w:sz w:val="28"/>
-                <w:szCs w:val="28"/>
-                <w:lang w:val="en-US"/>
-              </w:rPr>
-              <w:t>:</w:t>
+              <w:t>Lớp:</w:t>
             </w:r>
           </w:p>
         </w:tc>
@@ -946,7 +824,6 @@
                 <w:lang w:val="en-US"/>
               </w:rPr>
             </w:pPr>
-            <w:proofErr w:type="spellStart"/>
             <w:r>
               <w:rPr>
                 <w:rFonts w:cs="Times New Roman"/>
@@ -956,33 +833,8 @@
                 <w:szCs w:val="28"/>
                 <w:lang w:val="en-US"/>
               </w:rPr>
-              <w:t>Giảng</w:t>
+              <w:t>Giảng viên</w:t>
             </w:r>
-            <w:proofErr w:type="spellEnd"/>
-            <w:r>
-              <w:rPr>
-                <w:rFonts w:cs="Times New Roman"/>
-                <w:b/>
-                <w:bCs/>
-                <w:sz w:val="28"/>
-                <w:szCs w:val="28"/>
-                <w:lang w:val="en-US"/>
-              </w:rPr>
-              <w:t xml:space="preserve"> </w:t>
-            </w:r>
-            <w:proofErr w:type="spellStart"/>
-            <w:r>
-              <w:rPr>
-                <w:rFonts w:cs="Times New Roman"/>
-                <w:b/>
-                <w:bCs/>
-                <w:sz w:val="28"/>
-                <w:szCs w:val="28"/>
-                <w:lang w:val="en-US"/>
-              </w:rPr>
-              <w:t>viên</w:t>
-            </w:r>
-            <w:proofErr w:type="spellEnd"/>
           </w:p>
         </w:tc>
         <w:tc>
@@ -1007,27 +859,7 @@
                 <w:szCs w:val="28"/>
                 <w:lang w:val="en-US"/>
               </w:rPr>
-              <w:t xml:space="preserve">PGS. TS. </w:t>
-            </w:r>
-            <w:proofErr w:type="spellStart"/>
-            <w:r>
-              <w:rPr>
-                <w:rFonts w:cs="Times New Roman"/>
-                <w:sz w:val="28"/>
-                <w:szCs w:val="28"/>
-                <w:lang w:val="en-US"/>
-              </w:rPr>
-              <w:t>Trần</w:t>
-            </w:r>
-            <w:proofErr w:type="spellEnd"/>
-            <w:r>
-              <w:rPr>
-                <w:rFonts w:cs="Times New Roman"/>
-                <w:sz w:val="28"/>
-                <w:szCs w:val="28"/>
-                <w:lang w:val="en-US"/>
-              </w:rPr>
-              <w:t xml:space="preserve"> Đình Quế</w:t>
+              <w:t>PGS. TS. Trần Đình Quế</w:t>
             </w:r>
           </w:p>
         </w:tc>
@@ -1142,31 +974,7 @@
           <w:szCs w:val="32"/>
           <w:lang w:val="en-US"/>
         </w:rPr>
-        <w:t xml:space="preserve">Hà </w:t>
-      </w:r>
-      <w:proofErr w:type="spellStart"/>
-      <w:r>
-        <w:rPr>
-          <w:rFonts w:cs="Times New Roman"/>
-          <w:b/>
-          <w:bCs/>
-          <w:sz w:val="32"/>
-          <w:szCs w:val="32"/>
-          <w:lang w:val="en-US"/>
-        </w:rPr>
-        <w:t>Nội</w:t>
-      </w:r>
-      <w:proofErr w:type="spellEnd"/>
-      <w:r>
-        <w:rPr>
-          <w:rFonts w:cs="Times New Roman"/>
-          <w:b/>
-          <w:bCs/>
-          <w:sz w:val="32"/>
-          <w:szCs w:val="32"/>
-          <w:lang w:val="en-US"/>
-        </w:rPr>
-        <w:t xml:space="preserve"> </w:t>
+        <w:t xml:space="preserve">Hà Nội </w:t>
       </w:r>
       <w:r>
         <w:rPr>

--- a/Bìa.docx
+++ b/Bìa.docx
@@ -524,15 +524,7 @@
           <w:sz w:val="36"/>
           <w:szCs w:val="24"/>
         </w:rPr>
-        <w:t>ASSIGNMENT 0</w:t>
-      </w:r>
-      <w:r>
-        <w:rPr>
-          <w:b/>
-          <w:sz w:val="36"/>
-          <w:szCs w:val="24"/>
-        </w:rPr>
-        <w:t>6</w:t>
+        <w:t>TIỂU LUẬN 01</w:t>
       </w:r>
     </w:p>
     <w:p>
@@ -600,6 +592,7 @@
                 <w:lang w:val="en-US"/>
               </w:rPr>
             </w:pPr>
+            <w:proofErr w:type="spellStart"/>
             <w:r>
               <w:rPr>
                 <w:rFonts w:cs="Times New Roman"/>
@@ -609,7 +602,43 @@
                 <w:szCs w:val="28"/>
                 <w:lang w:val="en-US"/>
               </w:rPr>
-              <w:t>Họ tên:</w:t>
+              <w:t>Họ</w:t>
+            </w:r>
+            <w:proofErr w:type="spellEnd"/>
+            <w:r>
+              <w:rPr>
+                <w:rFonts w:cs="Times New Roman"/>
+                <w:b/>
+                <w:bCs/>
+                <w:sz w:val="28"/>
+                <w:szCs w:val="28"/>
+                <w:lang w:val="en-US"/>
+              </w:rPr>
+              <w:t xml:space="preserve"> </w:t>
+            </w:r>
+            <w:proofErr w:type="spellStart"/>
+            <w:r>
+              <w:rPr>
+                <w:rFonts w:cs="Times New Roman"/>
+                <w:b/>
+                <w:bCs/>
+                <w:sz w:val="28"/>
+                <w:szCs w:val="28"/>
+                <w:lang w:val="en-US"/>
+              </w:rPr>
+              <w:t>tên</w:t>
+            </w:r>
+            <w:proofErr w:type="spellEnd"/>
+            <w:r>
+              <w:rPr>
+                <w:rFonts w:cs="Times New Roman"/>
+                <w:b/>
+                <w:bCs/>
+                <w:sz w:val="28"/>
+                <w:szCs w:val="28"/>
+                <w:lang w:val="en-US"/>
+              </w:rPr>
+              <w:t>:</w:t>
             </w:r>
           </w:p>
         </w:tc>
@@ -647,8 +676,19 @@
                 <w:szCs w:val="28"/>
                 <w:lang w:val="en-US"/>
               </w:rPr>
-              <w:t>Phan Văn Khôi</w:t>
+              <w:t xml:space="preserve">Phan Văn </w:t>
             </w:r>
+            <w:proofErr w:type="spellStart"/>
+            <w:r>
+              <w:rPr>
+                <w:rFonts w:cs="Times New Roman"/>
+                <w:sz w:val="28"/>
+                <w:szCs w:val="28"/>
+                <w:lang w:val="en-US"/>
+              </w:rPr>
+              <w:t>Khôi</w:t>
+            </w:r>
+            <w:proofErr w:type="spellEnd"/>
           </w:p>
         </w:tc>
         <w:tc>
@@ -691,6 +731,7 @@
                 <w:lang w:val="en-US"/>
               </w:rPr>
             </w:pPr>
+            <w:proofErr w:type="spellStart"/>
             <w:r>
               <w:rPr>
                 <w:rFonts w:cs="Times New Roman"/>
@@ -700,7 +741,67 @@
                 <w:szCs w:val="28"/>
                 <w:lang w:val="en-US"/>
               </w:rPr>
-              <w:t>Mã sinh viên:</w:t>
+              <w:t>Mã</w:t>
+            </w:r>
+            <w:proofErr w:type="spellEnd"/>
+            <w:r>
+              <w:rPr>
+                <w:rFonts w:cs="Times New Roman"/>
+                <w:b/>
+                <w:bCs/>
+                <w:sz w:val="28"/>
+                <w:szCs w:val="28"/>
+                <w:lang w:val="en-US"/>
+              </w:rPr>
+              <w:t xml:space="preserve"> </w:t>
+            </w:r>
+            <w:proofErr w:type="spellStart"/>
+            <w:r>
+              <w:rPr>
+                <w:rFonts w:cs="Times New Roman"/>
+                <w:b/>
+                <w:bCs/>
+                <w:sz w:val="28"/>
+                <w:szCs w:val="28"/>
+                <w:lang w:val="en-US"/>
+              </w:rPr>
+              <w:t>sinh</w:t>
+            </w:r>
+            <w:proofErr w:type="spellEnd"/>
+            <w:r>
+              <w:rPr>
+                <w:rFonts w:cs="Times New Roman"/>
+                <w:b/>
+                <w:bCs/>
+                <w:sz w:val="28"/>
+                <w:szCs w:val="28"/>
+                <w:lang w:val="en-US"/>
+              </w:rPr>
+              <w:t xml:space="preserve"> </w:t>
+            </w:r>
+            <w:proofErr w:type="spellStart"/>
+            <w:r>
+              <w:rPr>
+                <w:rFonts w:cs="Times New Roman"/>
+                <w:b/>
+                <w:bCs/>
+                <w:sz w:val="28"/>
+                <w:szCs w:val="28"/>
+                <w:lang w:val="en-US"/>
+              </w:rPr>
+              <w:t>viên</w:t>
+            </w:r>
+            <w:proofErr w:type="spellEnd"/>
+            <w:r>
+              <w:rPr>
+                <w:rFonts w:cs="Times New Roman"/>
+                <w:b/>
+                <w:bCs/>
+                <w:sz w:val="28"/>
+                <w:szCs w:val="28"/>
+                <w:lang w:val="en-US"/>
+              </w:rPr>
+              <w:t>:</w:t>
             </w:r>
           </w:p>
         </w:tc>
@@ -762,6 +863,7 @@
                 <w:lang w:val="en-US"/>
               </w:rPr>
             </w:pPr>
+            <w:proofErr w:type="spellStart"/>
             <w:r>
               <w:rPr>
                 <w:rFonts w:cs="Times New Roman"/>
@@ -771,7 +873,19 @@
                 <w:szCs w:val="28"/>
                 <w:lang w:val="en-US"/>
               </w:rPr>
-              <w:t>Lớp:</w:t>
+              <w:t>Lớp</w:t>
+            </w:r>
+            <w:proofErr w:type="spellEnd"/>
+            <w:r>
+              <w:rPr>
+                <w:rFonts w:cs="Times New Roman"/>
+                <w:b/>
+                <w:bCs/>
+                <w:sz w:val="28"/>
+                <w:szCs w:val="28"/>
+                <w:lang w:val="en-US"/>
+              </w:rPr>
+              <w:t>:</w:t>
             </w:r>
           </w:p>
         </w:tc>
@@ -824,6 +938,7 @@
                 <w:lang w:val="en-US"/>
               </w:rPr>
             </w:pPr>
+            <w:proofErr w:type="spellStart"/>
             <w:r>
               <w:rPr>
                 <w:rFonts w:cs="Times New Roman"/>
@@ -833,8 +948,33 @@
                 <w:szCs w:val="28"/>
                 <w:lang w:val="en-US"/>
               </w:rPr>
-              <w:t>Giảng viên</w:t>
+              <w:t>Giảng</w:t>
             </w:r>
+            <w:proofErr w:type="spellEnd"/>
+            <w:r>
+              <w:rPr>
+                <w:rFonts w:cs="Times New Roman"/>
+                <w:b/>
+                <w:bCs/>
+                <w:sz w:val="28"/>
+                <w:szCs w:val="28"/>
+                <w:lang w:val="en-US"/>
+              </w:rPr>
+              <w:t xml:space="preserve"> </w:t>
+            </w:r>
+            <w:proofErr w:type="spellStart"/>
+            <w:r>
+              <w:rPr>
+                <w:rFonts w:cs="Times New Roman"/>
+                <w:b/>
+                <w:bCs/>
+                <w:sz w:val="28"/>
+                <w:szCs w:val="28"/>
+                <w:lang w:val="en-US"/>
+              </w:rPr>
+              <w:t>viên</w:t>
+            </w:r>
+            <w:proofErr w:type="spellEnd"/>
           </w:p>
         </w:tc>
         <w:tc>
@@ -859,7 +999,47 @@
                 <w:szCs w:val="28"/>
                 <w:lang w:val="en-US"/>
               </w:rPr>
-              <w:t>PGS. TS. Trần Đình Quế</w:t>
+              <w:t xml:space="preserve">PGS. TS. </w:t>
+            </w:r>
+            <w:proofErr w:type="spellStart"/>
+            <w:r>
+              <w:rPr>
+                <w:rFonts w:cs="Times New Roman"/>
+                <w:sz w:val="28"/>
+                <w:szCs w:val="28"/>
+                <w:lang w:val="en-US"/>
+              </w:rPr>
+              <w:t>Trần</w:t>
+            </w:r>
+            <w:proofErr w:type="spellEnd"/>
+            <w:r>
+              <w:rPr>
+                <w:rFonts w:cs="Times New Roman"/>
+                <w:sz w:val="28"/>
+                <w:szCs w:val="28"/>
+                <w:lang w:val="en-US"/>
+              </w:rPr>
+              <w:t xml:space="preserve"> </w:t>
+            </w:r>
+            <w:proofErr w:type="spellStart"/>
+            <w:r>
+              <w:rPr>
+                <w:rFonts w:cs="Times New Roman"/>
+                <w:sz w:val="28"/>
+                <w:szCs w:val="28"/>
+                <w:lang w:val="en-US"/>
+              </w:rPr>
+              <w:t>Đình</w:t>
+            </w:r>
+            <w:proofErr w:type="spellEnd"/>
+            <w:r>
+              <w:rPr>
+                <w:rFonts w:cs="Times New Roman"/>
+                <w:sz w:val="28"/>
+                <w:szCs w:val="28"/>
+                <w:lang w:val="en-US"/>
+              </w:rPr>
+              <w:t xml:space="preserve"> Quế</w:t>
             </w:r>
           </w:p>
         </w:tc>
@@ -974,7 +1154,31 @@
           <w:szCs w:val="32"/>
           <w:lang w:val="en-US"/>
         </w:rPr>
-        <w:t xml:space="preserve">Hà Nội </w:t>
+        <w:t xml:space="preserve">Hà </w:t>
+      </w:r>
+      <w:proofErr w:type="spellStart"/>
+      <w:r>
+        <w:rPr>
+          <w:rFonts w:cs="Times New Roman"/>
+          <w:b/>
+          <w:bCs/>
+          <w:sz w:val="32"/>
+          <w:szCs w:val="32"/>
+          <w:lang w:val="en-US"/>
+        </w:rPr>
+        <w:t>Nội</w:t>
+      </w:r>
+      <w:proofErr w:type="spellEnd"/>
+      <w:r>
+        <w:rPr>
+          <w:rFonts w:cs="Times New Roman"/>
+          <w:b/>
+          <w:bCs/>
+          <w:sz w:val="32"/>
+          <w:szCs w:val="32"/>
+          <w:lang w:val="en-US"/>
+        </w:rPr>
+        <w:t xml:space="preserve"> </w:t>
       </w:r>
       <w:r>
         <w:rPr>

--- a/Bìa.docx
+++ b/Bìa.docx
@@ -524,7 +524,7 @@
           <w:sz w:val="36"/>
           <w:szCs w:val="24"/>
         </w:rPr>
-        <w:t>TIỂU LUẬN 01</w:t>
+        <w:t>Assignment 07</w:t>
       </w:r>
     </w:p>
     <w:p>
@@ -1019,27 +1019,7 @@
                 <w:szCs w:val="28"/>
                 <w:lang w:val="en-US"/>
               </w:rPr>
-              <w:t xml:space="preserve"> </w:t>
-            </w:r>
-            <w:proofErr w:type="spellStart"/>
-            <w:r>
-              <w:rPr>
-                <w:rFonts w:cs="Times New Roman"/>
-                <w:sz w:val="28"/>
-                <w:szCs w:val="28"/>
-                <w:lang w:val="en-US"/>
-              </w:rPr>
-              <w:t>Đình</w:t>
-            </w:r>
-            <w:proofErr w:type="spellEnd"/>
-            <w:r>
-              <w:rPr>
-                <w:rFonts w:cs="Times New Roman"/>
-                <w:sz w:val="28"/>
-                <w:szCs w:val="28"/>
-                <w:lang w:val="en-US"/>
-              </w:rPr>
-              <w:t xml:space="preserve"> Quế</w:t>
+              <w:t xml:space="preserve"> Đình Quế</w:t>
             </w:r>
           </w:p>
         </w:tc>

--- a/Bìa.docx
+++ b/Bìa.docx
@@ -518,13 +518,41 @@
           <w:szCs w:val="24"/>
         </w:rPr>
       </w:pPr>
+      <w:proofErr w:type="spellStart"/>
       <w:r>
         <w:rPr>
           <w:b/>
           <w:sz w:val="36"/>
           <w:szCs w:val="24"/>
         </w:rPr>
-        <w:t>Assignment 07</w:t>
+        <w:t>Tiểu</w:t>
+      </w:r>
+      <w:proofErr w:type="spellEnd"/>
+      <w:r>
+        <w:rPr>
+          <w:b/>
+          <w:sz w:val="36"/>
+          <w:szCs w:val="24"/>
+        </w:rPr>
+        <w:t xml:space="preserve"> </w:t>
+      </w:r>
+      <w:proofErr w:type="spellStart"/>
+      <w:r>
+        <w:rPr>
+          <w:b/>
+          <w:sz w:val="36"/>
+          <w:szCs w:val="24"/>
+        </w:rPr>
+        <w:t>luận</w:t>
+      </w:r>
+      <w:proofErr w:type="spellEnd"/>
+      <w:r>
+        <w:rPr>
+          <w:b/>
+          <w:sz w:val="36"/>
+          <w:szCs w:val="24"/>
+        </w:rPr>
+        <w:t xml:space="preserve"> 03</w:t>
       </w:r>
     </w:p>
     <w:p>

--- a/Bìa.docx
+++ b/Bìa.docx
@@ -518,41 +518,13 @@
           <w:szCs w:val="24"/>
         </w:rPr>
       </w:pPr>
-      <w:proofErr w:type="spellStart"/>
       <w:r>
         <w:rPr>
           <w:b/>
           <w:sz w:val="36"/>
           <w:szCs w:val="24"/>
         </w:rPr>
-        <w:t>Tiểu</w:t>
-      </w:r>
-      <w:proofErr w:type="spellEnd"/>
-      <w:r>
-        <w:rPr>
-          <w:b/>
-          <w:sz w:val="36"/>
-          <w:szCs w:val="24"/>
-        </w:rPr>
-        <w:t xml:space="preserve"> </w:t>
-      </w:r>
-      <w:proofErr w:type="spellStart"/>
-      <w:r>
-        <w:rPr>
-          <w:b/>
-          <w:sz w:val="36"/>
-          <w:szCs w:val="24"/>
-        </w:rPr>
-        <w:t>luận</w:t>
-      </w:r>
-      <w:proofErr w:type="spellEnd"/>
-      <w:r>
-        <w:rPr>
-          <w:b/>
-          <w:sz w:val="36"/>
-          <w:szCs w:val="24"/>
-        </w:rPr>
-        <w:t xml:space="preserve"> 03</w:t>
+        <w:t>Agent 01</w:t>
       </w:r>
     </w:p>
     <w:p>
@@ -620,7 +592,6 @@
                 <w:lang w:val="en-US"/>
               </w:rPr>
             </w:pPr>
-            <w:proofErr w:type="spellStart"/>
             <w:r>
               <w:rPr>
                 <w:rFonts w:cs="Times New Roman"/>
@@ -630,43 +601,7 @@
                 <w:szCs w:val="28"/>
                 <w:lang w:val="en-US"/>
               </w:rPr>
-              <w:t>Họ</w:t>
-            </w:r>
-            <w:proofErr w:type="spellEnd"/>
-            <w:r>
-              <w:rPr>
-                <w:rFonts w:cs="Times New Roman"/>
-                <w:b/>
-                <w:bCs/>
-                <w:sz w:val="28"/>
-                <w:szCs w:val="28"/>
-                <w:lang w:val="en-US"/>
-              </w:rPr>
-              <w:t xml:space="preserve"> </w:t>
-            </w:r>
-            <w:proofErr w:type="spellStart"/>
-            <w:r>
-              <w:rPr>
-                <w:rFonts w:cs="Times New Roman"/>
-                <w:b/>
-                <w:bCs/>
-                <w:sz w:val="28"/>
-                <w:szCs w:val="28"/>
-                <w:lang w:val="en-US"/>
-              </w:rPr>
-              <w:t>tên</w:t>
-            </w:r>
-            <w:proofErr w:type="spellEnd"/>
-            <w:r>
-              <w:rPr>
-                <w:rFonts w:cs="Times New Roman"/>
-                <w:b/>
-                <w:bCs/>
-                <w:sz w:val="28"/>
-                <w:szCs w:val="28"/>
-                <w:lang w:val="en-US"/>
-              </w:rPr>
-              <w:t>:</w:t>
+              <w:t>Họ tên:</w:t>
             </w:r>
           </w:p>
         </w:tc>
@@ -704,19 +639,8 @@
                 <w:szCs w:val="28"/>
                 <w:lang w:val="en-US"/>
               </w:rPr>
-              <w:t xml:space="preserve">Phan Văn </w:t>
+              <w:t>Phan Văn Khôi</w:t>
             </w:r>
-            <w:proofErr w:type="spellStart"/>
-            <w:r>
-              <w:rPr>
-                <w:rFonts w:cs="Times New Roman"/>
-                <w:sz w:val="28"/>
-                <w:szCs w:val="28"/>
-                <w:lang w:val="en-US"/>
-              </w:rPr>
-              <w:t>Khôi</w:t>
-            </w:r>
-            <w:proofErr w:type="spellEnd"/>
           </w:p>
         </w:tc>
         <w:tc>
@@ -759,7 +683,6 @@
                 <w:lang w:val="en-US"/>
               </w:rPr>
             </w:pPr>
-            <w:proofErr w:type="spellStart"/>
             <w:r>
               <w:rPr>
                 <w:rFonts w:cs="Times New Roman"/>
@@ -769,67 +692,7 @@
                 <w:szCs w:val="28"/>
                 <w:lang w:val="en-US"/>
               </w:rPr>
-              <w:t>Mã</w:t>
-            </w:r>
-            <w:proofErr w:type="spellEnd"/>
-            <w:r>
-              <w:rPr>
-                <w:rFonts w:cs="Times New Roman"/>
-                <w:b/>
-                <w:bCs/>
-                <w:sz w:val="28"/>
-                <w:szCs w:val="28"/>
-                <w:lang w:val="en-US"/>
-              </w:rPr>
-              <w:t xml:space="preserve"> </w:t>
-            </w:r>
-            <w:proofErr w:type="spellStart"/>
-            <w:r>
-              <w:rPr>
-                <w:rFonts w:cs="Times New Roman"/>
-                <w:b/>
-                <w:bCs/>
-                <w:sz w:val="28"/>
-                <w:szCs w:val="28"/>
-                <w:lang w:val="en-US"/>
-              </w:rPr>
-              <w:t>sinh</w:t>
-            </w:r>
-            <w:proofErr w:type="spellEnd"/>
-            <w:r>
-              <w:rPr>
-                <w:rFonts w:cs="Times New Roman"/>
-                <w:b/>
-                <w:bCs/>
-                <w:sz w:val="28"/>
-                <w:szCs w:val="28"/>
-                <w:lang w:val="en-US"/>
-              </w:rPr>
-              <w:t xml:space="preserve"> </w:t>
-            </w:r>
-            <w:proofErr w:type="spellStart"/>
-            <w:r>
-              <w:rPr>
-                <w:rFonts w:cs="Times New Roman"/>
-                <w:b/>
-                <w:bCs/>
-                <w:sz w:val="28"/>
-                <w:szCs w:val="28"/>
-                <w:lang w:val="en-US"/>
-              </w:rPr>
-              <w:t>viên</w:t>
-            </w:r>
-            <w:proofErr w:type="spellEnd"/>
-            <w:r>
-              <w:rPr>
-                <w:rFonts w:cs="Times New Roman"/>
-                <w:b/>
-                <w:bCs/>
-                <w:sz w:val="28"/>
-                <w:szCs w:val="28"/>
-                <w:lang w:val="en-US"/>
-              </w:rPr>
-              <w:t>:</w:t>
+              <w:t>Mã sinh viên:</w:t>
             </w:r>
           </w:p>
         </w:tc>
@@ -891,7 +754,6 @@
                 <w:lang w:val="en-US"/>
               </w:rPr>
             </w:pPr>
-            <w:proofErr w:type="spellStart"/>
             <w:r>
               <w:rPr>
                 <w:rFonts w:cs="Times New Roman"/>
@@ -901,19 +763,7 @@
                 <w:szCs w:val="28"/>
                 <w:lang w:val="en-US"/>
               </w:rPr>
-              <w:t>Lớp</w:t>
-            </w:r>
-            <w:proofErr w:type="spellEnd"/>
-            <w:r>
-              <w:rPr>
-                <w:rFonts w:cs="Times New Roman"/>
-                <w:b/>
-                <w:bCs/>
-                <w:sz w:val="28"/>
-                <w:szCs w:val="28"/>
-                <w:lang w:val="en-US"/>
-              </w:rPr>
-              <w:t>:</w:t>
+              <w:t>Lớp:</w:t>
             </w:r>
           </w:p>
         </w:tc>
@@ -966,7 +816,6 @@
                 <w:lang w:val="en-US"/>
               </w:rPr>
             </w:pPr>
-            <w:proofErr w:type="spellStart"/>
             <w:r>
               <w:rPr>
                 <w:rFonts w:cs="Times New Roman"/>
@@ -976,33 +825,8 @@
                 <w:szCs w:val="28"/>
                 <w:lang w:val="en-US"/>
               </w:rPr>
-              <w:t>Giảng</w:t>
+              <w:t>Giảng viên</w:t>
             </w:r>
-            <w:proofErr w:type="spellEnd"/>
-            <w:r>
-              <w:rPr>
-                <w:rFonts w:cs="Times New Roman"/>
-                <w:b/>
-                <w:bCs/>
-                <w:sz w:val="28"/>
-                <w:szCs w:val="28"/>
-                <w:lang w:val="en-US"/>
-              </w:rPr>
-              <w:t xml:space="preserve"> </w:t>
-            </w:r>
-            <w:proofErr w:type="spellStart"/>
-            <w:r>
-              <w:rPr>
-                <w:rFonts w:cs="Times New Roman"/>
-                <w:b/>
-                <w:bCs/>
-                <w:sz w:val="28"/>
-                <w:szCs w:val="28"/>
-                <w:lang w:val="en-US"/>
-              </w:rPr>
-              <w:t>viên</w:t>
-            </w:r>
-            <w:proofErr w:type="spellEnd"/>
           </w:p>
         </w:tc>
         <w:tc>
@@ -1027,27 +851,7 @@
                 <w:szCs w:val="28"/>
                 <w:lang w:val="en-US"/>
               </w:rPr>
-              <w:t xml:space="preserve">PGS. TS. </w:t>
-            </w:r>
-            <w:proofErr w:type="spellStart"/>
-            <w:r>
-              <w:rPr>
-                <w:rFonts w:cs="Times New Roman"/>
-                <w:sz w:val="28"/>
-                <w:szCs w:val="28"/>
-                <w:lang w:val="en-US"/>
-              </w:rPr>
-              <w:t>Trần</w:t>
-            </w:r>
-            <w:proofErr w:type="spellEnd"/>
-            <w:r>
-              <w:rPr>
-                <w:rFonts w:cs="Times New Roman"/>
-                <w:sz w:val="28"/>
-                <w:szCs w:val="28"/>
-                <w:lang w:val="en-US"/>
-              </w:rPr>
-              <w:t xml:space="preserve"> Đình Quế</w:t>
+              <w:t>PGS. TS. Trần Đình Quế</w:t>
             </w:r>
           </w:p>
         </w:tc>
@@ -1162,31 +966,7 @@
           <w:szCs w:val="32"/>
           <w:lang w:val="en-US"/>
         </w:rPr>
-        <w:t xml:space="preserve">Hà </w:t>
-      </w:r>
-      <w:proofErr w:type="spellStart"/>
-      <w:r>
-        <w:rPr>
-          <w:rFonts w:cs="Times New Roman"/>
-          <w:b/>
-          <w:bCs/>
-          <w:sz w:val="32"/>
-          <w:szCs w:val="32"/>
-          <w:lang w:val="en-US"/>
-        </w:rPr>
-        <w:t>Nội</w:t>
-      </w:r>
-      <w:proofErr w:type="spellEnd"/>
-      <w:r>
-        <w:rPr>
-          <w:rFonts w:cs="Times New Roman"/>
-          <w:b/>
-          <w:bCs/>
-          <w:sz w:val="32"/>
-          <w:szCs w:val="32"/>
-          <w:lang w:val="en-US"/>
-        </w:rPr>
-        <w:t xml:space="preserve"> </w:t>
+        <w:t xml:space="preserve">Hà Nội </w:t>
       </w:r>
       <w:r>
         <w:rPr>

--- a/Bìa.docx
+++ b/Bìa.docx
@@ -518,13 +518,41 @@
           <w:szCs w:val="24"/>
         </w:rPr>
       </w:pPr>
+      <w:proofErr w:type="spellStart"/>
       <w:r>
         <w:rPr>
           <w:b/>
           <w:sz w:val="36"/>
           <w:szCs w:val="24"/>
         </w:rPr>
-        <w:t>Agent 01</w:t>
+        <w:t>Tiểu</w:t>
+      </w:r>
+      <w:proofErr w:type="spellEnd"/>
+      <w:r>
+        <w:rPr>
+          <w:b/>
+          <w:sz w:val="36"/>
+          <w:szCs w:val="24"/>
+        </w:rPr>
+        <w:t xml:space="preserve"> </w:t>
+      </w:r>
+      <w:proofErr w:type="spellStart"/>
+      <w:r>
+        <w:rPr>
+          <w:b/>
+          <w:sz w:val="36"/>
+          <w:szCs w:val="24"/>
+        </w:rPr>
+        <w:t>luận</w:t>
+      </w:r>
+      <w:proofErr w:type="spellEnd"/>
+      <w:r>
+        <w:rPr>
+          <w:b/>
+          <w:sz w:val="36"/>
+          <w:szCs w:val="24"/>
+        </w:rPr>
+        <w:t xml:space="preserve"> Final</w:t>
       </w:r>
     </w:p>
     <w:p>
@@ -592,6 +620,7 @@
                 <w:lang w:val="en-US"/>
               </w:rPr>
             </w:pPr>
+            <w:proofErr w:type="spellStart"/>
             <w:r>
               <w:rPr>
                 <w:rFonts w:cs="Times New Roman"/>
@@ -601,7 +630,43 @@
                 <w:szCs w:val="28"/>
                 <w:lang w:val="en-US"/>
               </w:rPr>
-              <w:t>Họ tên:</w:t>
+              <w:t>Họ</w:t>
+            </w:r>
+            <w:proofErr w:type="spellEnd"/>
+            <w:r>
+              <w:rPr>
+                <w:rFonts w:cs="Times New Roman"/>
+                <w:b/>
+                <w:bCs/>
+                <w:sz w:val="28"/>
+                <w:szCs w:val="28"/>
+                <w:lang w:val="en-US"/>
+              </w:rPr>
+              <w:t xml:space="preserve"> </w:t>
+            </w:r>
+            <w:proofErr w:type="spellStart"/>
+            <w:r>
+              <w:rPr>
+                <w:rFonts w:cs="Times New Roman"/>
+                <w:b/>
+                <w:bCs/>
+                <w:sz w:val="28"/>
+                <w:szCs w:val="28"/>
+                <w:lang w:val="en-US"/>
+              </w:rPr>
+              <w:t>tên</w:t>
+            </w:r>
+            <w:proofErr w:type="spellEnd"/>
+            <w:r>
+              <w:rPr>
+                <w:rFonts w:cs="Times New Roman"/>
+                <w:b/>
+                <w:bCs/>
+                <w:sz w:val="28"/>
+                <w:szCs w:val="28"/>
+                <w:lang w:val="en-US"/>
+              </w:rPr>
+              <w:t>:</w:t>
             </w:r>
           </w:p>
         </w:tc>
@@ -639,8 +704,19 @@
                 <w:szCs w:val="28"/>
                 <w:lang w:val="en-US"/>
               </w:rPr>
-              <w:t>Phan Văn Khôi</w:t>
+              <w:t xml:space="preserve">Phan Văn </w:t>
             </w:r>
+            <w:proofErr w:type="spellStart"/>
+            <w:r>
+              <w:rPr>
+                <w:rFonts w:cs="Times New Roman"/>
+                <w:sz w:val="28"/>
+                <w:szCs w:val="28"/>
+                <w:lang w:val="en-US"/>
+              </w:rPr>
+              <w:t>Khôi</w:t>
+            </w:r>
+            <w:proofErr w:type="spellEnd"/>
           </w:p>
         </w:tc>
         <w:tc>
@@ -683,6 +759,7 @@
                 <w:lang w:val="en-US"/>
               </w:rPr>
             </w:pPr>
+            <w:proofErr w:type="spellStart"/>
             <w:r>
               <w:rPr>
                 <w:rFonts w:cs="Times New Roman"/>
@@ -692,7 +769,67 @@
                 <w:szCs w:val="28"/>
                 <w:lang w:val="en-US"/>
               </w:rPr>
-              <w:t>Mã sinh viên:</w:t>
+              <w:t>Mã</w:t>
+            </w:r>
+            <w:proofErr w:type="spellEnd"/>
+            <w:r>
+              <w:rPr>
+                <w:rFonts w:cs="Times New Roman"/>
+                <w:b/>
+                <w:bCs/>
+                <w:sz w:val="28"/>
+                <w:szCs w:val="28"/>
+                <w:lang w:val="en-US"/>
+              </w:rPr>
+              <w:t xml:space="preserve"> </w:t>
+            </w:r>
+            <w:proofErr w:type="spellStart"/>
+            <w:r>
+              <w:rPr>
+                <w:rFonts w:cs="Times New Roman"/>
+                <w:b/>
+                <w:bCs/>
+                <w:sz w:val="28"/>
+                <w:szCs w:val="28"/>
+                <w:lang w:val="en-US"/>
+              </w:rPr>
+              <w:t>sinh</w:t>
+            </w:r>
+            <w:proofErr w:type="spellEnd"/>
+            <w:r>
+              <w:rPr>
+                <w:rFonts w:cs="Times New Roman"/>
+                <w:b/>
+                <w:bCs/>
+                <w:sz w:val="28"/>
+                <w:szCs w:val="28"/>
+                <w:lang w:val="en-US"/>
+              </w:rPr>
+              <w:t xml:space="preserve"> </w:t>
+            </w:r>
+            <w:proofErr w:type="spellStart"/>
+            <w:r>
+              <w:rPr>
+                <w:rFonts w:cs="Times New Roman"/>
+                <w:b/>
+                <w:bCs/>
+                <w:sz w:val="28"/>
+                <w:szCs w:val="28"/>
+                <w:lang w:val="en-US"/>
+              </w:rPr>
+              <w:t>viên</w:t>
+            </w:r>
+            <w:proofErr w:type="spellEnd"/>
+            <w:r>
+              <w:rPr>
+                <w:rFonts w:cs="Times New Roman"/>
+                <w:b/>
+                <w:bCs/>
+                <w:sz w:val="28"/>
+                <w:szCs w:val="28"/>
+                <w:lang w:val="en-US"/>
+              </w:rPr>
+              <w:t>:</w:t>
             </w:r>
           </w:p>
         </w:tc>
@@ -754,6 +891,7 @@
                 <w:lang w:val="en-US"/>
               </w:rPr>
             </w:pPr>
+            <w:proofErr w:type="spellStart"/>
             <w:r>
               <w:rPr>
                 <w:rFonts w:cs="Times New Roman"/>
@@ -763,7 +901,19 @@
                 <w:szCs w:val="28"/>
                 <w:lang w:val="en-US"/>
               </w:rPr>
-              <w:t>Lớp:</w:t>
+              <w:t>Lớp</w:t>
+            </w:r>
+            <w:proofErr w:type="spellEnd"/>
+            <w:r>
+              <w:rPr>
+                <w:rFonts w:cs="Times New Roman"/>
+                <w:b/>
+                <w:bCs/>
+                <w:sz w:val="28"/>
+                <w:szCs w:val="28"/>
+                <w:lang w:val="en-US"/>
+              </w:rPr>
+              <w:t>:</w:t>
             </w:r>
           </w:p>
         </w:tc>
@@ -816,6 +966,7 @@
                 <w:lang w:val="en-US"/>
               </w:rPr>
             </w:pPr>
+            <w:proofErr w:type="spellStart"/>
             <w:r>
               <w:rPr>
                 <w:rFonts w:cs="Times New Roman"/>
@@ -825,8 +976,33 @@
                 <w:szCs w:val="28"/>
                 <w:lang w:val="en-US"/>
               </w:rPr>
-              <w:t>Giảng viên</w:t>
+              <w:t>Giảng</w:t>
             </w:r>
+            <w:proofErr w:type="spellEnd"/>
+            <w:r>
+              <w:rPr>
+                <w:rFonts w:cs="Times New Roman"/>
+                <w:b/>
+                <w:bCs/>
+                <w:sz w:val="28"/>
+                <w:szCs w:val="28"/>
+                <w:lang w:val="en-US"/>
+              </w:rPr>
+              <w:t xml:space="preserve"> </w:t>
+            </w:r>
+            <w:proofErr w:type="spellStart"/>
+            <w:r>
+              <w:rPr>
+                <w:rFonts w:cs="Times New Roman"/>
+                <w:b/>
+                <w:bCs/>
+                <w:sz w:val="28"/>
+                <w:szCs w:val="28"/>
+                <w:lang w:val="en-US"/>
+              </w:rPr>
+              <w:t>viên</w:t>
+            </w:r>
+            <w:proofErr w:type="spellEnd"/>
           </w:p>
         </w:tc>
         <w:tc>
@@ -851,7 +1027,27 @@
                 <w:szCs w:val="28"/>
                 <w:lang w:val="en-US"/>
               </w:rPr>
-              <w:t>PGS. TS. Trần Đình Quế</w:t>
+              <w:t xml:space="preserve">PGS. TS. </w:t>
+            </w:r>
+            <w:proofErr w:type="spellStart"/>
+            <w:r>
+              <w:rPr>
+                <w:rFonts w:cs="Times New Roman"/>
+                <w:sz w:val="28"/>
+                <w:szCs w:val="28"/>
+                <w:lang w:val="en-US"/>
+              </w:rPr>
+              <w:t>Trần</w:t>
+            </w:r>
+            <w:proofErr w:type="spellEnd"/>
+            <w:r>
+              <w:rPr>
+                <w:rFonts w:cs="Times New Roman"/>
+                <w:sz w:val="28"/>
+                <w:szCs w:val="28"/>
+                <w:lang w:val="en-US"/>
+              </w:rPr>
+              <w:t xml:space="preserve"> Đình Quế</w:t>
             </w:r>
           </w:p>
         </w:tc>
@@ -966,7 +1162,31 @@
           <w:szCs w:val="32"/>
           <w:lang w:val="en-US"/>
         </w:rPr>
-        <w:t xml:space="preserve">Hà Nội </w:t>
+        <w:t xml:space="preserve">Hà </w:t>
+      </w:r>
+      <w:proofErr w:type="spellStart"/>
+      <w:r>
+        <w:rPr>
+          <w:rFonts w:cs="Times New Roman"/>
+          <w:b/>
+          <w:bCs/>
+          <w:sz w:val="32"/>
+          <w:szCs w:val="32"/>
+          <w:lang w:val="en-US"/>
+        </w:rPr>
+        <w:t>Nội</w:t>
+      </w:r>
+      <w:proofErr w:type="spellEnd"/>
+      <w:r>
+        <w:rPr>
+          <w:rFonts w:cs="Times New Roman"/>
+          <w:b/>
+          <w:bCs/>
+          <w:sz w:val="32"/>
+          <w:szCs w:val="32"/>
+          <w:lang w:val="en-US"/>
+        </w:rPr>
+        <w:t xml:space="preserve"> </w:t>
       </w:r>
       <w:r>
         <w:rPr>
